--- a/output/doc/legal/06_Platformdisclaimer_hulpverlenerskaart_Pure_Grief_and_Therapeutic_ART.docx
+++ b/output/doc/legal/06_Platformdisclaimer_hulpverlenerskaart_Pure_Grief_and_Therapeutic_ART.docx
@@ -44,7 +44,7 @@
         <w:rPr>
           <w:i w:val="0"/>
         </w:rPr>
-        <w:t>De therapeutenkaart, hulpverlenerskaart of directory binnen Pure Grief and Therapeutic ART is uitsluitend bedoeld als vindbaarheids- en zichtbaarheidsfunctie. De Troostboom faciliteert de technische publicatie van profielen, maar is geen bemiddelaar, zorgaanbieder of contractspartij bij contacten tussen cliënten en hulpverleners.</w:t>
+        <w:t>De therapeutenkaart, hulpverlenerskaart of directory binnen Pure Grief and Therapeutic ART is uitsluitend bedoeld als vindbaarheids- en zichtbaarheidsfunctie. De Troostboom® faciliteert de technische publicatie van profielen, maar is geen bemiddelaar, zorgaanbieder of contractspartij bij contacten tussen cliënten en hulpverleners.</w:t>
       </w:r>
     </w:p>
     <w:p>
@@ -92,7 +92,7 @@
         <w:rPr>
           <w:i w:val="0"/>
         </w:rPr>
-        <w:t>De Troostboom is niet aansprakelijk voor schade, klachten, geschillen, behandeluitkomsten, financiële afspraken of andere gevolgen die voortvloeien uit het contact tussen cliënten en hulpverleners die via de kaart of directory zichtbaar zijn.</w:t>
+        <w:t>De Troostboom® is niet aansprakelijk voor schade, klachten, geschillen, behandeluitkomsten, financiële afspraken of andere gevolgen die voortvloeien uit het contact tussen cliënten en hulpverleners die via de kaart of directory zichtbaar zijn.</w:t>
       </w:r>
     </w:p>
     <w:p>
@@ -116,7 +116,7 @@
         <w:rPr>
           <w:i/>
         </w:rPr>
-        <w:t>De hulpverleners op deze kaart zijn zelfstandige professionals en werken onafhankelijk van De Troostboom. De Troostboom biedt uitsluitend een platform voor zichtbaarheid en vindbaarheid en geeft geen kwaliteitsgarantie of behandeladvies.</w:t>
+        <w:t>De hulpverleners op deze kaart zijn zelfstandige professionals en werken onafhankelijk van De Troostboom®. De Troostboom® biedt uitsluitend een platform voor zichtbaarheid en vindbaarheid en geeft geen kwaliteitsgarantie of behandeladvies.</w:t>
       </w:r>
     </w:p>
     <w:p>
